--- a/Templates/промежуточные_особые/внести зареестр.docx
+++ b/Templates/промежуточные_особые/внести зареестр.docx
@@ -52,7 +52,7 @@
               </wp:inline>
             </w:drawing>
           </mc:Choice>
-          <mc:Fallback xmlns:a="http://schemas.openxmlformats.org/drawingml/2006/main" xmlns:w15="http://schemas.microsoft.com/office/word/2012/wordml">
+          <mc:Fallback xmlns:w15="http://schemas.microsoft.com/office/word/2012/wordml" xmlns:a="http://schemas.openxmlformats.org/drawingml/2006/main">
             <w:pict>
               <v:shapetype type="#_x0000_t75" o:spt="75" coordsize="21600,21600" o:preferrelative="t" path="m@4@5l@4@11@9@11@9@5xe">
                 <v:formulas>
@@ -118,24 +118,72 @@
         <w:spacing w:line="360" w:lineRule="auto"/>
         <w:jc w:val="center"/>
         <w:outlineLvl w:val="0"/>
-        <w:rPr>
-          <w:lang w:val="en-US"/>
-        </w:rPr>
       </w:pPr>
       <w:r>
         <w:rPr>
           <w:lang w:val="en-US"/>
         </w:rPr>
-        <w:t xml:space="preserve">http://www.rostov.arbitr.ru; </w:t>
+        <w:t>http</w:t>
+      </w:r>
+      <w:r>
+        <w:t>://</w:t>
+      </w:r>
+      <w:r>
+        <w:rPr>
+          <w:lang w:val="en-US"/>
+        </w:rPr>
+        <w:t>www</w:t>
+      </w:r>
+      <w:r>
+        <w:t>.</w:t>
+      </w:r>
+      <w:proofErr w:type="spellStart"/>
+      <w:r>
+        <w:rPr>
+          <w:lang w:val="en-US"/>
+        </w:rPr>
+        <w:t>rostov</w:t>
+      </w:r>
+      <w:proofErr w:type="spellEnd"/>
+      <w:r>
+        <w:t>.</w:t>
+      </w:r>
+      <w:proofErr w:type="spellStart"/>
+      <w:r>
+        <w:rPr>
+          <w:lang w:val="en-US"/>
+        </w:rPr>
+        <w:t>arbitr</w:t>
+      </w:r>
+      <w:proofErr w:type="spellEnd"/>
+      <w:r>
+        <w:t>.</w:t>
+      </w:r>
+      <w:proofErr w:type="spellStart"/>
+      <w:r>
+        <w:rPr>
+          <w:lang w:val="en-US"/>
+        </w:rPr>
+        <w:t>ru</w:t>
+      </w:r>
+      <w:proofErr w:type="spellEnd"/>
+      <w:r>
+        <w:t xml:space="preserve">; </w:t>
       </w:r>
       <w:r>
         <w:t>е</w:t>
       </w:r>
       <w:r>
+        <w:t>-</w:t>
+      </w:r>
+      <w:r>
         <w:rPr>
           <w:lang w:val="en-US"/>
         </w:rPr>
-        <w:t xml:space="preserve">-mail: </w:t>
+        <w:t>mail</w:t>
+      </w:r>
+      <w:r>
+        <w:t xml:space="preserve">: </w:t>
       </w:r>
       <w:hyperlink r:id="rId15" w:tooltip="mailto:info@rostov.arbitr.ru" w:history="1">
         <w:r>
@@ -145,8 +193,65 @@
             <w:u w:val="none"/>
             <w:lang w:val="en-US"/>
           </w:rPr>
-          <w:t>info@rostov.arbitr.ru</w:t>
+          <w:t>info</w:t>
         </w:r>
+        <w:r>
+          <w:rPr>
+            <w:rStyle w:val="afc"/>
+            <w:color w:val="auto"/>
+            <w:u w:val="none"/>
+          </w:rPr>
+          <w:t>@</w:t>
+        </w:r>
+        <w:proofErr w:type="spellStart"/>
+        <w:r>
+          <w:rPr>
+            <w:rStyle w:val="afc"/>
+            <w:color w:val="auto"/>
+            <w:u w:val="none"/>
+            <w:lang w:val="en-US"/>
+          </w:rPr>
+          <w:t>rostov</w:t>
+        </w:r>
+        <w:proofErr w:type="spellEnd"/>
+        <w:r>
+          <w:rPr>
+            <w:rStyle w:val="afc"/>
+            <w:color w:val="auto"/>
+            <w:u w:val="none"/>
+          </w:rPr>
+          <w:t>.</w:t>
+        </w:r>
+        <w:proofErr w:type="spellStart"/>
+        <w:r>
+          <w:rPr>
+            <w:rStyle w:val="afc"/>
+            <w:color w:val="auto"/>
+            <w:u w:val="none"/>
+            <w:lang w:val="en-US"/>
+          </w:rPr>
+          <w:t>arbitr</w:t>
+        </w:r>
+        <w:proofErr w:type="spellEnd"/>
+        <w:r>
+          <w:rPr>
+            <w:rStyle w:val="afc"/>
+            <w:color w:val="auto"/>
+            <w:u w:val="none"/>
+          </w:rPr>
+          <w:t>.</w:t>
+        </w:r>
+        <w:proofErr w:type="spellStart"/>
+        <w:r>
+          <w:rPr>
+            <w:rStyle w:val="afc"/>
+            <w:color w:val="auto"/>
+            <w:u w:val="none"/>
+            <w:lang w:val="en-US"/>
+          </w:rPr>
+          <w:t>ru</w:t>
+        </w:r>
+        <w:proofErr w:type="spellEnd"/>
       </w:hyperlink>
     </w:p>
     <w:p>
@@ -156,7 +261,6 @@
         <w:outlineLvl w:val="0"/>
         <w:rPr>
           <w:b/>
-          <w:lang w:val="en-US"/>
         </w:rPr>
       </w:pPr>
     </w:p>
@@ -222,28 +326,16 @@
         </w:tabs>
       </w:pPr>
       <w:r>
-        <w:rPr>
-          <w:lang w:val="en-US"/>
-        </w:rPr>
         <w:t xml:space="preserve">[66]                                    </w:t>
       </w:r>
       <w:r>
-        <w:t xml:space="preserve"> </w:t>
+        <w:t xml:space="preserve">                                                        </w:t>
       </w:r>
       <w:r>
-        <w:t xml:space="preserve">                                                       </w:t>
-      </w:r>
-      <w:r>
-        <w:rPr>
-          <w:lang w:val="en-US"/>
-        </w:rPr>
         <w:t xml:space="preserve">      </w:t>
       </w:r>
       <w:r>
-        <w:t xml:space="preserve">     Дело № </w:t>
-      </w:r>
-      <w:r>
-        <w:t>[1]</w:t>
+        <w:t xml:space="preserve">     Дело № [1]</w:t>
       </w:r>
     </w:p>
     <w:p>
@@ -257,7 +349,13 @@
         <w:ind w:firstLine="708"/>
       </w:pPr>
       <w:r>
-        <w:t>Арбитражный суд Ростовской области в составе судьи Пановой К.О.</w:t>
+        <w:t xml:space="preserve">Арбитражный суд Ростовской области в составе судьи </w:t>
+      </w:r>
+      <w:r>
+        <w:t>[415]</w:t>
+      </w:r>
+      <w:r>
+        <w:t>.</w:t>
       </w:r>
     </w:p>
     <w:p>
@@ -271,7 +369,7 @@
         <w:t>[29]</w:t>
       </w:r>
       <w:r>
-        <w:t>.,</w:t>
+        <w:t>,</w:t>
       </w:r>
     </w:p>
     <w:p>
@@ -295,10 +393,7 @@
         <w:jc w:val="both"/>
       </w:pPr>
       <w:r>
-        <w:t xml:space="preserve">в рамках дела о несостоятельности (банкротстве) </w:t>
-      </w:r>
-      <w:r>
-        <w:t>[2.1] ([</w:t>
+        <w:t>в рамках дела о несостоятельности (банкротстве) [2.1] ([</w:t>
       </w:r>
       <w:r>
         <w:rPr>
@@ -311,13 +406,7 @@
         <w:t xml:space="preserve"> года рождения, место рождения</w:t>
       </w:r>
       <w:r>
-        <w:t>.</w:t>
-      </w:r>
-      <w:r>
-        <w:t>[3.1]</w:t>
-      </w:r>
-      <w:r>
-        <w:t xml:space="preserve">, ИНН </w:t>
+        <w:t xml:space="preserve">.[3.1], ИНН </w:t>
       </w:r>
       <w:r>
         <w:rPr>
@@ -376,9 +465,17 @@
         <w:ind w:firstLine="708"/>
         <w:jc w:val="both"/>
       </w:pPr>
+      <w:proofErr w:type="gramStart"/>
       <w:r>
-        <w:t>установил: в рамках дела о несостоятельности (банкротстве) [2] (далее – должник) [989] [привязка к кредитору] (далее – заявитель, кредитор) обратилось в Арбитражный суд Ростовской области с заявлением о включении в реестр требований кредиторов должника задолженности в размере [12] руб., из них: [13] руб. – основной долг, [14] руб. – проценты, [35] руб. – пени, штраф, комиссия.</w:t>
+        <w:t>установил: в рамках дела о несостоятельности (банкротств</w:t>
       </w:r>
+      <w:r>
+        <w:t>е) [2] (далее – должник) [989]</w:t>
+      </w:r>
+      <w:r>
+        <w:t xml:space="preserve"> (далее – заявитель, кредитор) обратилось в Арбитражный суд Ростовской области с заявлением о включении в реестр требований кредиторов должника задолженности в размере [12] руб., из них: [13] руб. – основной долг, [14] руб. – проценты, [35] руб. – пени, штраф, комиссия.</w:t>
+      </w:r>
+      <w:proofErr w:type="gramEnd"/>
     </w:p>
     <w:p>
       <w:pPr>
@@ -404,10 +501,7 @@
         <w:jc w:val="both"/>
       </w:pPr>
       <w:r>
-        <w:t>Обособленный спор рассмотрен в порядке статьи 156 Арбитражного процессуального кодекса Российской Федерации в отсутствие не явившихся лиц, участвующих в деле, извещенных над</w:t>
-      </w:r>
-      <w:r>
-        <w:t>лежащим образом, в том числе путем размещения судебных актов на официальном сайте в сети Интернет. Конкурсные кредиторы должника знают о начавшемся арбитражном процессе по делу о банкротстве, поскольку предъявили требования к должнику.</w:t>
+        <w:t>Обособленный спор рассмотрен в порядке статьи 156 Арбитражного процессуального кодекса Российской Федерации в отсутствие не явившихся лиц, участвующих в деле, извещенных надлежащим образом, в том числе путем размещения судебных актов на официальном сайте в сети Интернет. Конкурсные кредиторы должника знают о начавшемся арбитражном процессе по делу о банкротстве, поскольку предъявили требования к должнику.</w:t>
       </w:r>
     </w:p>
     <w:p>
@@ -416,10 +510,7 @@
         <w:jc w:val="both"/>
       </w:pPr>
       <w:r>
-        <w:t>Исследовав материалы</w:t>
-      </w:r>
-      <w:r>
-        <w:t xml:space="preserve"> дела, суд установил следующее.  </w:t>
+        <w:t xml:space="preserve">Исследовав материалы дела, суд установил следующее.  </w:t>
       </w:r>
     </w:p>
     <w:p>
@@ -438,7 +529,21 @@
         <w:t>[7]</w:t>
       </w:r>
       <w:r>
-        <w:t xml:space="preserve"> должник признан несостоятельным (банкротом), в отношении него введена процедура реализации имущества гражданина. Финансовым управляющим утверждена Шиленко Юлия Борисовна</w:t>
+        <w:t xml:space="preserve"> должник признан несостоятельным (банкротом), в отношении него введена процедура реализации имущества гражданина. Финансовым управляющим утверждена </w:t>
+      </w:r>
+      <w:r>
+        <w:rPr>
+          <w:lang w:val="en-US"/>
+        </w:rPr>
+        <w:t>[8</w:t>
+      </w:r>
+      <w:bookmarkStart w:id="0" w:name="_GoBack"/>
+      <w:bookmarkEnd w:id="0"/>
+      <w:r>
+        <w:rPr>
+          <w:lang w:val="en-US"/>
+        </w:rPr>
+        <w:t>]</w:t>
       </w:r>
       <w:r>
         <w:t>.</w:t>
@@ -471,19 +576,13 @@
       </w:pPr>
       <w:r>
         <w:lastRenderedPageBreak/>
-        <w:t xml:space="preserve">Заявление кредитора направлено в суд </w:t>
-      </w:r>
-      <w:r>
-        <w:t>[</w:t>
+        <w:t>Заявление кредитора направлено в суд [</w:t>
       </w:r>
       <w:r>
         <w:t>24</w:t>
       </w:r>
       <w:r>
-        <w:t>]</w:t>
-      </w:r>
-      <w:r>
-        <w:t xml:space="preserve"> посредством системы «Мой Арбитр», заявлено ходатайство о восстановлении срока для включения требований в реестр требований кредиторов.</w:t>
+        <w:t>] посредством системы «Мой Арбитр», заявлено ходатайство о восстановлении срока для включения требований в реестр требований кредиторов.</w:t>
       </w:r>
     </w:p>
     <w:p>
@@ -509,19 +608,11 @@
         <w:ind w:firstLine="708"/>
         <w:jc w:val="both"/>
       </w:pPr>
-      <w:bookmarkStart w:id="0" w:name="_GoBack"/>
-      <w:bookmarkEnd w:id="0"/>
       <w:r>
         <w:rPr>
           <w:highlight w:val="yellow"/>
         </w:rPr>
-        <w:t>На основании договора об уступке прав требования (</w:t>
-      </w:r>
-      <w:r>
-        <w:rPr>
-          <w:highlight w:val="yellow"/>
-        </w:rPr>
-        <w:t>цессии) № ММ-Ц-43-08.22 от 23.08.2022 ООО МФК «Мани Мен» уступил</w:t>
+        <w:t>На основании договора об уступке прав требования (цессии) № ММ-Ц-43-08.22 от 23.08.2022 ООО МФК «Мани Мен» уступил</w:t>
       </w:r>
       <w:proofErr w:type="gramStart"/>
       <w:r>
@@ -535,13 +626,7 @@
         <w:rPr>
           <w:highlight w:val="yellow"/>
         </w:rPr>
-        <w:t xml:space="preserve"> «Бюро кредитной безопасности «РУССКОЛЛЕКТОР» права требования к должнику по кредитному договору № 14068340 от 08.09.2021. На основании договора возмездной уступки прав требования (цессии</w:t>
-      </w:r>
-      <w:r>
-        <w:rPr>
-          <w:highlight w:val="yellow"/>
-        </w:rPr>
-        <w:t>) № ММ-Ц-43.08.22 от 23 08.2022 ООО «Бюро кредитной безопасности «РУССКОЛЛЕКТОР» уступил</w:t>
+        <w:t xml:space="preserve"> «Бюро кредитной безопасности «РУССКОЛЛЕКТОР» права требования к должнику по кредитному договору № 14068340 от 08.09.2021. На основании договора возмездной уступки прав требования (цессии) № ММ-Ц-43.08.22 от 23 08.2022 ООО «Бюро кредитной безопасности «РУССКОЛЛЕКТОР» уступил</w:t>
       </w:r>
       <w:proofErr w:type="gramStart"/>
       <w:r>
@@ -569,13 +654,7 @@
         <w:rPr>
           <w:highlight w:val="yellow"/>
         </w:rPr>
-        <w:t>» права требования к должнику по кредитному договору. На основании договора об уступке прав требования (цессии) № 43/08-1 от 23.08.2022 ООО «АВРОРА</w:t>
-      </w:r>
-      <w:r>
-        <w:rPr>
-          <w:highlight w:val="yellow"/>
-        </w:rPr>
-        <w:t xml:space="preserve"> </w:t>
+        <w:t xml:space="preserve">» права требования к должнику по кредитному договору. На основании договора об уступке прав требования (цессии) № 43/08-1 от 23.08.2022 ООО «АВРОРА </w:t>
       </w:r>
       <w:proofErr w:type="spellStart"/>
       <w:r>
@@ -640,10 +719,7 @@
         <w:jc w:val="both"/>
       </w:pPr>
       <w:r>
-        <w:t>Согласно пункту 1 статьи 819 Гражданского кодекса Российской Федерации по кредитному договору банк или иная кредитная организация (кредитор) обязуются предоставить де</w:t>
-      </w:r>
-      <w:r>
-        <w:t>нежные средства (кредит) заемщику в размере и на условиях, предусмотренных договором, а заемщик обязуется возвратить полученную денежную сумму и уплатить проценты на нее.</w:t>
+        <w:t>Согласно пункту 1 статьи 819 Гражданского кодекса Российской Федерации по кредитному договору банк или иная кредитная организация (кредитор) обязуются предоставить денежные средства (кредит) заемщику в размере и на условиях, предусмотренных договором, а заемщик обязуется возвратить полученную денежную сумму и уплатить проценты на нее.</w:t>
       </w:r>
     </w:p>
     <w:p>
@@ -661,15 +737,7 @@
             <w:color w:val="auto"/>
             <w:u w:val="none"/>
           </w:rPr>
-          <w:t>статьями</w:t>
-        </w:r>
-        <w:r>
-          <w:rPr>
-            <w:rStyle w:val="afc"/>
-            <w:color w:val="auto"/>
-            <w:u w:val="none"/>
-          </w:rPr>
-          <w:t xml:space="preserve"> 309</w:t>
+          <w:t>статьями 309</w:t>
         </w:r>
       </w:hyperlink>
       <w:r>
@@ -686,10 +754,7 @@
         </w:r>
       </w:hyperlink>
       <w:r>
-        <w:t xml:space="preserve"> Гражданского кодекса Российской Федерации обязательства должны исполняться надлежащим образом в соответствии с условиями обязательства и требованиями закона, иных правовых актов, а при отсутс</w:t>
-      </w:r>
-      <w:r>
-        <w:t>твии таковых - в соответствии с обычаями делового оборота или иными обычно предъявляемыми требованиями. Односторонний отказ от исполнения обязательств не допускается.</w:t>
+        <w:t xml:space="preserve"> Гражданского кодекса Российской Федерации обязательства должны исполняться надлежащим образом в соответствии с условиями обязательства и требованиями закона, иных правовых актов, а при отсутствии таковых - в соответствии с обычаями делового оборота или иными обычно предъявляемыми требованиями. Односторонний отказ от исполнения обязательств не допускается.</w:t>
       </w:r>
     </w:p>
     <w:p>
@@ -698,10 +763,7 @@
         <w:jc w:val="both"/>
       </w:pPr>
       <w:r>
-        <w:t>Согласно пункту 1 статьи 382 Гражданского кодекса Российской Федерации право (требование), принадлежащее кредитору на основании обязательства, может быть передано им другому лицу по сделке (уступка требования) или перейти к другому лицу на основании закона</w:t>
-      </w:r>
-      <w:r>
-        <w:t xml:space="preserve">. При этом для перехода к другому лицу прав кредитора не требуется согласие должника, если иное не предусмотрено законом или договором. </w:t>
+        <w:t xml:space="preserve">Согласно пункту 1 статьи 382 Гражданского кодекса Российской Федерации право (требование), принадлежащее кредитору на основании обязательства, может быть передано им другому лицу по сделке (уступка требования) или перейти к другому лицу на основании закона. При этом для перехода к другому лицу прав кредитора не требуется согласие должника, если иное не предусмотрено законом или договором. </w:t>
       </w:r>
     </w:p>
     <w:p>
@@ -733,10 +795,7 @@
         </w:r>
       </w:hyperlink>
       <w:r>
-        <w:t xml:space="preserve"> информационного письма Президи</w:t>
-      </w:r>
-      <w:r>
-        <w:t xml:space="preserve">ума Высшего Арбитражного Суда Российской Федерации от 26.07.2005 № 93 «О некоторых вопросах, связанных с исчислением отдельных сроков по делам о банкротстве» разъяснено, что согласно </w:t>
+        <w:t xml:space="preserve"> информационного письма Президиума Высшего Арбитражного Суда Российской Федерации от 26.07.2005 № 93 «О некоторых вопросах, связанных с исчислением отдельных сроков по делам о банкротстве» разъяснено, что согласно </w:t>
       </w:r>
       <w:hyperlink r:id="rId19" w:tooltip="consultantplus://offline/ref=63CE1A1C212955F8575DD261F9FB7C10F7F6A463C8842543B577BDC7A51C28FDAE2E36480E349AEEh8t6R" w:history="1">
         <w:r>
@@ -749,10 +808,7 @@
         </w:r>
       </w:hyperlink>
       <w:r>
-        <w:t xml:space="preserve"> Закона о банкротстве реестр требований кре</w:t>
-      </w:r>
-      <w:r>
-        <w:t xml:space="preserve">диторов подлежит закрытию по истечении двух месяцев с даты опубликования сведений о признании должника банкротом и об открытии конкурсного производства. </w:t>
+        <w:t xml:space="preserve"> Закона о банкротстве реестр требований кредиторов подлежит закрытию по истечении двух месяцев с даты опубликования сведений о признании должника банкротом и об открытии конкурсного производства. </w:t>
       </w:r>
       <w:proofErr w:type="gramEnd"/>
     </w:p>
@@ -762,10 +818,7 @@
         <w:jc w:val="both"/>
       </w:pPr>
       <w:r>
-        <w:t>Пунктом 6 статьи 28 Закона о банкротстве предусмотрено, что при проведении процедур наблюдения, финанс</w:t>
-      </w:r>
-      <w:r>
-        <w:t>ового оздоровления, внешнего управления, о признании должника банкротом и об открытии конкурсного производства, данные сведения подлежат обязательному опубликованию.</w:t>
+        <w:t>Пунктом 6 статьи 28 Закона о банкротстве предусмотрено, что при проведении процедур наблюдения, финансового оздоровления, внешнего управления, о признании должника банкротом и об открытии конкурсного производства, данные сведения подлежат обязательному опубликованию.</w:t>
       </w:r>
     </w:p>
     <w:p>
@@ -774,10 +827,7 @@
         <w:jc w:val="both"/>
       </w:pPr>
       <w:r>
-        <w:t>Распоряжением Правительства РФ от 21.07.2008 № 1049-р газета «Коммерсантъ» определена в ка</w:t>
-      </w:r>
-      <w:r>
-        <w:t>честве официального издания, осуществляющего опубликование сведений, предусмотренных Федеральным законом от 26.10.2002 № 127-ФЗ «О несостоятельности (банкротстве)».</w:t>
+        <w:t>Распоряжением Правительства РФ от 21.07.2008 № 1049-р газета «Коммерсантъ» определена в качестве официального издания, осуществляющего опубликование сведений, предусмотренных Федеральным законом от 26.10.2002 № 127-ФЗ «О несостоятельности (банкротстве)».</w:t>
       </w:r>
     </w:p>
     <w:p>
@@ -791,10 +841,7 @@
         <w:jc w:val="both"/>
       </w:pPr>
       <w:r>
-        <w:t>В соответствии с порядком определения процессуальных сроков, предусмотренным гражданским за</w:t>
-      </w:r>
-      <w:r>
-        <w:t>конодательством, моментом окончания срока, указанного в месяцах считается соответствующее число последнего месяца, а если такого дня в месяце нет - в последний день этого месяца (</w:t>
+        <w:t>В соответствии с порядком определения процессуальных сроков, предусмотренным гражданским законодательством, моментом окончания срока, указанного в месяцах считается соответствующее число последнего месяца, а если такого дня в месяце нет - в последний день этого месяца (</w:t>
       </w:r>
       <w:hyperlink r:id="rId20" w:tooltip="consultantplus://offline/ref=CBE7A9942AE79956EA10CB344CFB631B851CC18EB0AD4AED53CE24C6A36AD521E0BC16B8FE6BADE21166FF96A71B44B0181C546FD7FE0968ODP2P" w:history="1">
         <w:r>
@@ -828,10 +875,7 @@
       </w:r>
       <w:proofErr w:type="gramEnd"/>
       <w:r>
-        <w:t xml:space="preserve"> и уполномоченного органа подлежат рассмотрению в порядке, предусмотренном ст</w:t>
-      </w:r>
-      <w:r>
-        <w:t>атьей 100 Закона о банкротстве. Пропущенный кредитором по уважительной причине срок закрытия реестра может быть восстановлен арбитражным судом.</w:t>
+        <w:t xml:space="preserve"> и уполномоченного органа подлежат рассмотрению в порядке, предусмотренном статьей 100 Закона о банкротстве. Пропущенный кредитором по уважительной причине срок закрытия реестра может быть восстановлен арбитражным судом.</w:t>
       </w:r>
     </w:p>
     <w:p>
@@ -841,13 +885,7 @@
       </w:pPr>
       <w:proofErr w:type="gramStart"/>
       <w:r>
-        <w:t>Согласно разъяснению Пленума Верховного Суда Российской Федерации, данному в пункте 24 постановления от 13.10.20</w:t>
-      </w:r>
-      <w:r>
-        <w:t>15 № 45, в процедуре реализации имущества должника конкурсные кредиторы и уполномоченный орган вправе по общему правилу предъявить свои требования к должнику в течение двух месяцев со дня опубликования сведений о признании должника банкротом и введении про</w:t>
-      </w:r>
-      <w:r>
-        <w:t>цедуры реализации его имущества (абзац третий пункта 1 статьи 142 Закона о</w:t>
+        <w:t>Согласно разъяснению Пленума Верховного Суда Российской Федерации, данному в пункте 24 постановления от 13.10.2015 № 45, в процедуре реализации имущества должника конкурсные кредиторы и уполномоченный орган вправе по общему правилу предъявить свои требования к должнику в течение двух месяцев со дня опубликования сведений о признании должника банкротом и введении процедуры реализации его имущества (абзац третий пункта 1 статьи 142 Закона о</w:t>
       </w:r>
       <w:proofErr w:type="gramEnd"/>
       <w:r>
@@ -868,13 +906,7 @@
         <w:jc w:val="both"/>
       </w:pPr>
       <w:r>
-        <w:t>В случае пропуска указанного срока по уважительной причине он может быть восстановлен судом по ходатайству конкурсного кредитора или уполномоченного органа. Вопрос о в</w:t>
-      </w:r>
-      <w:r>
-        <w:t xml:space="preserve">осстановлении срока разрешается судом в судебном заседании одновременно с рассмотрением вопроса об обоснованности предъявленного требования. Отказ в восстановлении срока может быть обжалован по правилам пункта 3 статьи 61 Закона о банкротстве. Требования, </w:t>
-      </w:r>
-      <w:r>
-        <w:t>заявленные после закрытия реестра требований кредиторов, срок предъявления которых не был восстановлен судом, удовлетворяются по правилам пункта 4 статьи 142 Закона о банкротстве.</w:t>
+        <w:t>В случае пропуска указанного срока по уважительной причине он может быть восстановлен судом по ходатайству конкурсного кредитора или уполномоченного органа. Вопрос о восстановлении срока разрешается судом в судебном заседании одновременно с рассмотрением вопроса об обоснованности предъявленного требования. Отказ в восстановлении срока может быть обжалован по правилам пункта 3 статьи 61 Закона о банкротстве. Требования, заявленные после закрытия реестра требований кредиторов, срок предъявления которых не был восстановлен судом, удовлетворяются по правилам пункта 4 статьи 142 Закона о банкротстве.</w:t>
       </w:r>
     </w:p>
     <w:p>
@@ -883,10 +915,7 @@
         <w:jc w:val="both"/>
       </w:pPr>
       <w:r>
-        <w:t>По аналогии с пунктом 1 статьи 142 Закона о банкротстве реестр требований кр</w:t>
-      </w:r>
-      <w:r>
-        <w:t xml:space="preserve">едиторов гражданина подлежит закрытию по истечении двух месяцев </w:t>
+        <w:t xml:space="preserve">По аналогии с пунктом 1 статьи 142 Закона о банкротстве реестр требований кредиторов гражданина подлежит закрытию по истечении двух месяцев </w:t>
       </w:r>
       <w:proofErr w:type="gramStart"/>
       <w:r>
@@ -907,10 +936,7 @@
       </w:r>
       <w:proofErr w:type="gramStart"/>
       <w:r>
-        <w:t>в арбитражный суд с требованием о включении требован</w:t>
-      </w:r>
-      <w:r>
-        <w:t>ия в реестр требований кредиторов должника по истечении</w:t>
+        <w:t>в арбитражный суд с требованием о включении требования в реестр требований кредиторов должника по истечении</w:t>
       </w:r>
       <w:proofErr w:type="gramEnd"/>
       <w:r>
@@ -923,10 +949,7 @@
         <w:jc w:val="both"/>
       </w:pPr>
       <w:r>
-        <w:t>Пунктом 4 статьи 142 Закона о банкротстве установлено, что требования конкурсных кредиторов и (или) уполномоченных органов, заявленные посл</w:t>
-      </w:r>
-      <w:r>
-        <w:t>е закрытия реестра требований кредиторов, удовлетворяются за счет оставшегося после удовлетворения требований кредиторов, включенных в реестр требований кредиторов, имущества должника.</w:t>
+        <w:t>Пунктом 4 статьи 142 Закона о банкротстве установлено, что требования конкурсных кредиторов и (или) уполномоченных органов, заявленные после закрытия реестра требований кредиторов, удовлетворяются за счет оставшегося после удовлетворения требований кредиторов, включенных в реестр требований кредиторов, имущества должника.</w:t>
       </w:r>
     </w:p>
     <w:p>
@@ -945,13 +968,7 @@
       </w:pPr>
       <w:proofErr w:type="gramStart"/>
       <w:r>
-        <w:t>Учитывая изложенное, а также отсутствие причин и обстоятельств, объективно препя</w:t>
-      </w:r>
-      <w:r>
-        <w:t>тствовавших своевременно обратиться с заявлением, исходя из того, что заявитель является профессиональным участником отношений по кредитованию и взысканию задолженности и не мог не знать об установленном статьями 100, 213.24 Закона о банкротстве общем поря</w:t>
-      </w:r>
-      <w:r>
-        <w:t>дке и сроках предъявления требований к физическому лицу, признанному судом банкротом, суд отказывает в удовлетворении ходатайства о восстановлении</w:t>
+        <w:t>Учитывая изложенное, а также отсутствие причин и обстоятельств, объективно препятствовавших своевременно обратиться с заявлением, исходя из того, что заявитель является профессиональным участником отношений по кредитованию и взысканию задолженности и не мог не знать об установленном статьями 100, 213.24 Закона о банкротстве общем порядке и сроках предъявления требований к физическому лицу, признанному судом банкротом, суд отказывает в удовлетворении ходатайства о восстановлении</w:t>
       </w:r>
       <w:proofErr w:type="gramEnd"/>
       <w:r>
@@ -964,10 +981,7 @@
         <w:jc w:val="both"/>
       </w:pPr>
       <w:r>
-        <w:t>Руководствуясь статьями 100, 134, 137, 213.8 Федерального зако</w:t>
-      </w:r>
-      <w:r>
-        <w:t>на от 26.10.2002 № 127-ФЗ «О несостоятельности (банкротстве)», статьями 184, 185, 223 Арбитражного процессуального кодекса Российской Федерации, арбитражный суд</w:t>
+        <w:t>Руководствуясь статьями 100, 134, 137, 213.8 Федерального закона от 26.10.2002 № 127-ФЗ «О несостоятельности (банкротстве)», статьями 184, 185, 223 Арбитражного процессуального кодекса Российской Федерации, арбитражный суд</w:t>
       </w:r>
     </w:p>
     <w:p>
@@ -1015,10 +1029,7 @@
         <w:jc w:val="both"/>
       </w:pPr>
       <w:r>
-        <w:t>В удовлетворении ходатайства о восстановлении пропущенного срока на предъяв</w:t>
-      </w:r>
-      <w:r>
-        <w:t xml:space="preserve">ление требования отказать. </w:t>
+        <w:t xml:space="preserve">В удовлетворении ходатайства о восстановлении пропущенного срока на предъявление требования отказать. </w:t>
       </w:r>
     </w:p>
     <w:p>
@@ -1032,7 +1043,11 @@
         <w:jc w:val="both"/>
       </w:pPr>
       <w:r>
-        <w:t xml:space="preserve">Признать обоснованным требование [989] в размере [12] руб. и подлежащим удовлетворению за счет имущества, оставшегося после удовлетворения требований кредиторов, включенных в реестр требований кредиторов должника в порядке, определенном пунктом 4 статьи 142 Федерального закона от 26.10.2002 №127-ФЗ «О несостоятельности (банкротстве)». </w:t>
+        <w:t xml:space="preserve">Признать обоснованным требование [989] в размере [12] руб. и подлежащим удовлетворению за счет имущества, оставшегося после удовлетворения требований </w:t>
+      </w:r>
+      <w:r>
+        <w:lastRenderedPageBreak/>
+        <w:t xml:space="preserve">кредиторов, включенных в реестр требований кредиторов должника в порядке, определенном пунктом 4 статьи 142 Федерального закона от 26.10.2002 №127-ФЗ «О несостоятельности (банкротстве)». </w:t>
       </w:r>
     </w:p>
     <w:p>
@@ -1049,10 +1064,7 @@
       </w:r>
       <w:proofErr w:type="gramStart"/>
       <w:r>
-        <w:t>в апелляционном порядке в Пятнадцатый арбитражный апелляционный суд в течение ме</w:t>
-      </w:r>
-      <w:r>
-        <w:t>сяца с даты вынесения определения через суд</w:t>
+        <w:t>в апелляционном порядке в Пятнадцатый арбитражный апелляционный суд в течение месяца с даты вынесения определения через суд</w:t>
       </w:r>
       <w:proofErr w:type="gramEnd"/>
       <w:r>
@@ -1070,10 +1082,7 @@
       </w:pPr>
       <w:proofErr w:type="gramStart"/>
       <w:r>
-        <w:t>Определение суда может быть обжаловано в кассационном порядке в Арбитражный суд Северо-Кавказского округа в течение месяца с даты вступления определения по делу в законную силу через суд, в</w:t>
-      </w:r>
-      <w:r>
-        <w:t>ынесший определение, при условии, что оно было предметом рассмотрения арбитражного суда апелляционной инстанции, или суд апелляционной инстанции отказал в восстановлении пропущенного срока подачи апелляционной жалобы.</w:t>
+        <w:t>Определение суда может быть обжаловано в кассационном порядке в Арбитражный суд Северо-Кавказского округа в течение месяца с даты вступления определения по делу в законную силу через суд, вынесший определение, при условии, что оно было предметом рассмотрения арбитражного суда апелляционной инстанции, или суд апелляционной инстанции отказал в восстановлении пропущенного срока подачи апелляционной жалобы.</w:t>
       </w:r>
       <w:proofErr w:type="gramEnd"/>
     </w:p>
@@ -1100,10 +1109,7 @@
         </w:rPr>
       </w:pPr>
       <w:r>
-        <w:t xml:space="preserve">Судья                              </w:t>
-      </w:r>
-      <w:r>
-        <w:t xml:space="preserve">                                                                                              </w:t>
+        <w:t xml:space="preserve">Судья                                                                                                                            </w:t>
       </w:r>
       <w:r>
         <w:rPr>
@@ -1265,7 +1271,7 @@
               <w:sz w:val="20"/>
               <w:szCs w:val="20"/>
             </w:rPr>
-            <w:t>3</w:t>
+            <w:t>4</w:t>
           </w:r>
           <w:r>
             <w:rPr>

--- a/Templates/промежуточные_особые/внести зареестр.docx
+++ b/Templates/промежуточные_особые/внести зареестр.docx
@@ -322,20 +322,17 @@
     <w:p>
       <w:pPr>
         <w:tabs>
-          <w:tab w:val="left" w:pos="6300"/>
+          <w:tab w:pos="9354" w:val="right"/>
         </w:tabs>
       </w:pPr>
       <w:r>
-        <w:t xml:space="preserve">[66]                                    </w:t>
+        <w:t>[66]</w:t>
+        <w:tab/>
       </w:r>
+      <w:r/>
+      <w:r/>
       <w:r>
-        <w:t xml:space="preserve">                                                        </w:t>
-      </w:r>
-      <w:r>
-        <w:t xml:space="preserve">      </w:t>
-      </w:r>
-      <w:r>
-        <w:t xml:space="preserve">     Дело № [1]</w:t>
+        <w:t>Дело № [1]</w:t>
       </w:r>
     </w:p>
     <w:p>
@@ -1103,13 +1100,17 @@
     </w:p>
     <w:p>
       <w:pPr>
+        <w:tabs>
+          <w:tab w:pos="9354" w:val="right"/>
+        </w:tabs>
         <w:jc w:val="both"/>
         <w:rPr>
           <w:lang w:val="en-US"/>
         </w:rPr>
       </w:pPr>
       <w:r>
-        <w:t xml:space="preserve">Судья                                                                                                                            </w:t>
+        <w:t>Судья</w:t>
+        <w:tab/>
       </w:r>
       <w:r>
         <w:rPr>
